--- a/manuscript/PSA_QAE_CCE_SUPPLEMENTARY_INFORMATION.docx
+++ b/manuscript/PSA_QAE_CCE_SUPPLEMENTARY_INFORMATION.docx
@@ -205,7 +205,7 @@
     </w:p>
     <w:p>
       <w:r>
-        <w:t>The completed ibm_marrakesh job includes raw counts, physical layouts, circuit depths, two-qubit instructions, calibration timestamp, and QPU charge. The multi-backend replication campaign remains a plan and is not pooled with the completed job. Ideal-model likelihood intervals are not interpreted as noise-calibrated hardware confidence intervals.</w:t>
+        <w:t>The completed three-backend by three-seed IBM campaign contains nine Open-plan jobs and 45 s of recorded QPU charge. Its mean event estimate is 0.599193, the mean absolute error from p=0.625 is 0.025807, and the between-job standard deviation is 0.003747. The crossed-design bootstrap interval [0.595136, 0.602318] describes only the sampled backend/seed design. Raw counts, physical layouts, depths, two-qubit instructions, calibration timestamps, and charges are archived for every job. Ideal-model likelihood intervals are not interpreted as noise-calibrated hardware confidence intervals.</w:t>
       </w:r>
     </w:p>
     <w:p>
@@ -274,17 +274,6 @@
         <w:t xml:space="preserve">• </w:t>
       </w:r>
       <w:r>
-        <w:t>Multi-backend repeated QPU evidence with a noise-aware interval.</w:t>
-      </w:r>
-    </w:p>
-    <w:p>
-      <w:pPr>
-        <w:pStyle w:val="SIBullet"/>
-      </w:pPr>
-      <w:r>
-        <w:t xml:space="preserve">• </w:t>
-      </w:r>
-      <w:r>
         <w:t>A completed reversible nonlinear tank/spatial cycle map feeding the policy stream-to-event oracle. The source model settles, its 85-cycle target is quantified, and direct five-component LDF-to-loading-sign-to-cell-balance, gas-normalization-to-two-face-to-interior-cell, parameter-specialized normalized-transport/LDF/interior-balance, supplied-composition product-cell LDF/valve/boundary-balance, gas-inventory-generated product-cell normalization/inward-face/LDF/valve/balance paths, coherent control, pressure-derived saturated/unsaturated tank allocation, and one short-schedule source-model physical unsaturated control are compiled; frozen-schedule physical unsaturated coverage, a monolithic five-component phase/cycle, adaptive phase integration, and remaining workspace are open.</w:t>
       </w:r>
     </w:p>
@@ -323,7 +312,7 @@
           <w:i w:val="0"/>
           <w:sz w:val="20"/>
         </w:rPr>
-        <w:t>Supplementary Table S1. Complete 30-tier quantum-resource evidence ladder</w:t>
+        <w:t>Supplementary Table S1. Complete 31-tier quantum-resource evidence ladder</w:t>
       </w:r>
     </w:p>
     <w:tbl>
@@ -8674,6 +8663,283 @@
             <w:tcBorders>
               <w:top w:val="nil" w:sz="8" w:space="0" w:color="777777"/>
               <w:left w:val="nil" w:sz="8" w:space="0" w:color="777777"/>
+              <w:bottom w:val="nil" w:sz="8" w:space="0" w:color="777777"/>
+              <w:right w:val="nil" w:sz="8" w:space="0" w:color="777777"/>
+              <w:insideH w:val="nil" w:sz="8" w:space="0" w:color="777777"/>
+              <w:insideV w:val="nil" w:sz="8" w:space="0" w:color="777777"/>
+            </w:tcBorders>
+            <w:tcMar>
+              <w:top w:w="10" w:type="dxa"/>
+              <w:start w:w="55" w:type="dxa"/>
+              <w:bottom w:w="10" w:type="dxa"/>
+              <w:end w:w="55" w:type="dxa"/>
+            </w:tcMar>
+          </w:tcPr>
+          <w:p>
+            <w:pPr>
+              <w:spacing w:after="0" w:line="240" w:lineRule="auto"/>
+            </w:pPr>
+            <w:r>
+              <w:rPr>
+                <w:rFonts w:ascii="Times New Roman" w:hAnsi="Times New Roman"/>
+                <w:b w:val="0"/>
+                <w:i w:val="0"/>
+                <w:sz w:val="12"/>
+              </w:rPr>
+              <w:t>real-QPU three-qubit event</w:t>
+            </w:r>
+          </w:p>
+        </w:tc>
+        <w:tc>
+          <w:tcPr>
+            <w:tcW w:type="dxa" w:w="1944"/>
+            <w:vAlign w:val="center"/>
+            <w:tcBorders>
+              <w:top w:val="nil" w:sz="8" w:space="0" w:color="777777"/>
+              <w:left w:val="nil" w:sz="8" w:space="0" w:color="777777"/>
+              <w:bottom w:val="nil" w:sz="8" w:space="0" w:color="777777"/>
+              <w:right w:val="nil" w:sz="8" w:space="0" w:color="777777"/>
+              <w:insideH w:val="nil" w:sz="8" w:space="0" w:color="777777"/>
+              <w:insideV w:val="nil" w:sz="8" w:space="0" w:color="777777"/>
+            </w:tcBorders>
+            <w:tcMar>
+              <w:top w:w="10" w:type="dxa"/>
+              <w:start w:w="55" w:type="dxa"/>
+              <w:bottom w:w="10" w:type="dxa"/>
+              <w:end w:w="55" w:type="dxa"/>
+            </w:tcMar>
+          </w:tcPr>
+          <w:p>
+            <w:pPr>
+              <w:spacing w:after="0" w:line="240" w:lineRule="auto"/>
+            </w:pPr>
+            <w:r>
+              <w:rPr>
+                <w:rFonts w:ascii="Times New Roman" w:hAnsi="Times New Roman"/>
+                <w:b w:val="0"/>
+                <w:i w:val="0"/>
+                <w:sz w:val="12"/>
+              </w:rPr>
+              <w:t>amplification-noise boundary</w:t>
+            </w:r>
+          </w:p>
+        </w:tc>
+        <w:tc>
+          <w:tcPr>
+            <w:tcW w:type="dxa" w:w="720"/>
+            <w:vAlign w:val="center"/>
+            <w:tcBorders>
+              <w:top w:val="nil" w:sz="8" w:space="0" w:color="777777"/>
+              <w:left w:val="nil" w:sz="8" w:space="0" w:color="777777"/>
+              <w:bottom w:val="nil" w:sz="8" w:space="0" w:color="777777"/>
+              <w:right w:val="nil" w:sz="8" w:space="0" w:color="777777"/>
+              <w:insideH w:val="nil" w:sz="8" w:space="0" w:color="777777"/>
+              <w:insideV w:val="nil" w:sz="8" w:space="0" w:color="777777"/>
+            </w:tcBorders>
+            <w:tcMar>
+              <w:top w:w="10" w:type="dxa"/>
+              <w:start w:w="55" w:type="dxa"/>
+              <w:bottom w:w="10" w:type="dxa"/>
+              <w:end w:w="55" w:type="dxa"/>
+            </w:tcMar>
+          </w:tcPr>
+          <w:p>
+            <w:pPr>
+              <w:spacing w:after="0" w:line="240" w:lineRule="auto"/>
+            </w:pPr>
+            <w:r>
+              <w:rPr>
+                <w:rFonts w:ascii="Times New Roman" w:hAnsi="Times New Roman"/>
+                <w:b w:val="0"/>
+                <w:i w:val="0"/>
+                <w:sz w:val="12"/>
+              </w:rPr>
+              <w:t>3</w:t>
+            </w:r>
+          </w:p>
+        </w:tc>
+        <w:tc>
+          <w:tcPr>
+            <w:tcW w:type="dxa" w:w="1224"/>
+            <w:vAlign w:val="center"/>
+            <w:tcBorders>
+              <w:top w:val="nil" w:sz="8" w:space="0" w:color="777777"/>
+              <w:left w:val="nil" w:sz="8" w:space="0" w:color="777777"/>
+              <w:bottom w:val="nil" w:sz="8" w:space="0" w:color="777777"/>
+              <w:right w:val="nil" w:sz="8" w:space="0" w:color="777777"/>
+              <w:insideH w:val="nil" w:sz="8" w:space="0" w:color="777777"/>
+              <w:insideV w:val="nil" w:sz="8" w:space="0" w:color="777777"/>
+            </w:tcBorders>
+            <w:tcMar>
+              <w:top w:w="10" w:type="dxa"/>
+              <w:start w:w="55" w:type="dxa"/>
+              <w:bottom w:w="10" w:type="dxa"/>
+              <w:end w:w="55" w:type="dxa"/>
+            </w:tcMar>
+          </w:tcPr>
+          <w:p>
+            <w:pPr>
+              <w:spacing w:after="0" w:line="240" w:lineRule="auto"/>
+            </w:pPr>
+            <w:r>
+              <w:rPr>
+                <w:rFonts w:ascii="Times New Roman" w:hAnsi="Times New Roman"/>
+                <w:b w:val="0"/>
+                <w:i w:val="0"/>
+                <w:sz w:val="12"/>
+              </w:rPr>
+              <w:t>ibm_marrakesh</w:t>
+            </w:r>
+          </w:p>
+        </w:tc>
+        <w:tc>
+          <w:tcPr>
+            <w:tcW w:type="dxa" w:w="1728"/>
+            <w:vAlign w:val="center"/>
+            <w:tcBorders>
+              <w:top w:val="nil" w:sz="8" w:space="0" w:color="777777"/>
+              <w:left w:val="nil" w:sz="8" w:space="0" w:color="777777"/>
+              <w:bottom w:val="nil" w:sz="8" w:space="0" w:color="777777"/>
+              <w:right w:val="nil" w:sz="8" w:space="0" w:color="777777"/>
+              <w:insideH w:val="nil" w:sz="8" w:space="0" w:color="777777"/>
+              <w:insideV w:val="nil" w:sz="8" w:space="0" w:color="777777"/>
+            </w:tcBorders>
+            <w:tcMar>
+              <w:top w:w="10" w:type="dxa"/>
+              <w:start w:w="55" w:type="dxa"/>
+              <w:bottom w:w="10" w:type="dxa"/>
+              <w:end w:w="55" w:type="dxa"/>
+            </w:tcMar>
+          </w:tcPr>
+          <w:p>
+            <w:pPr>
+              <w:spacing w:after="0" w:line="240" w:lineRule="auto"/>
+            </w:pPr>
+            <w:r>
+              <w:rPr>
+                <w:rFonts w:ascii="Times New Roman" w:hAnsi="Times New Roman"/>
+                <w:b w:val="0"/>
+                <w:i w:val="0"/>
+                <w:sz w:val="12"/>
+              </w:rPr>
+              <w:t>max circuit 39 CZ; depth 141</w:t>
+            </w:r>
+          </w:p>
+        </w:tc>
+        <w:tc>
+          <w:tcPr>
+            <w:tcW w:type="dxa" w:w="1944"/>
+            <w:vAlign w:val="center"/>
+            <w:tcBorders>
+              <w:top w:val="nil" w:sz="8" w:space="0" w:color="777777"/>
+              <w:left w:val="nil" w:sz="8" w:space="0" w:color="777777"/>
+              <w:bottom w:val="nil" w:sz="8" w:space="0" w:color="777777"/>
+              <w:right w:val="nil" w:sz="8" w:space="0" w:color="777777"/>
+              <w:insideH w:val="nil" w:sz="8" w:space="0" w:color="777777"/>
+              <w:insideV w:val="nil" w:sz="8" w:space="0" w:color="777777"/>
+            </w:tcBorders>
+            <w:tcMar>
+              <w:top w:w="10" w:type="dxa"/>
+              <w:start w:w="55" w:type="dxa"/>
+              <w:bottom w:w="10" w:type="dxa"/>
+              <w:end w:w="55" w:type="dxa"/>
+            </w:tcMar>
+          </w:tcPr>
+          <w:p>
+            <w:pPr>
+              <w:spacing w:after="0" w:line="240" w:lineRule="auto"/>
+            </w:pPr>
+            <w:r>
+              <w:rPr>
+                <w:rFonts w:ascii="Times New Roman" w:hAnsi="Times New Roman"/>
+                <w:b w:val="0"/>
+                <w:i w:val="0"/>
+                <w:sz w:val="12"/>
+              </w:rPr>
+              <w:t>5 s QPU charge; 0.0829 RU</w:t>
+            </w:r>
+          </w:p>
+        </w:tc>
+        <w:tc>
+          <w:tcPr>
+            <w:tcW w:type="dxa" w:w="1800"/>
+            <w:vAlign w:val="center"/>
+            <w:tcBorders>
+              <w:top w:val="nil" w:sz="8" w:space="0" w:color="777777"/>
+              <w:left w:val="nil" w:sz="8" w:space="0" w:color="777777"/>
+              <w:bottom w:val="nil" w:sz="8" w:space="0" w:color="777777"/>
+              <w:right w:val="nil" w:sz="8" w:space="0" w:color="777777"/>
+              <w:insideH w:val="nil" w:sz="8" w:space="0" w:color="777777"/>
+              <w:insideV w:val="nil" w:sz="8" w:space="0" w:color="777777"/>
+            </w:tcBorders>
+            <w:tcMar>
+              <w:top w:w="10" w:type="dxa"/>
+              <w:start w:w="55" w:type="dxa"/>
+              <w:bottom w:w="10" w:type="dxa"/>
+              <w:end w:w="55" w:type="dxa"/>
+            </w:tcMar>
+          </w:tcPr>
+          <w:p>
+            <w:pPr>
+              <w:spacing w:after="0" w:line="240" w:lineRule="auto"/>
+            </w:pPr>
+            <w:r>
+              <w:rPr>
+                <w:rFonts w:ascii="Times New Roman" w:hAnsi="Times New Roman"/>
+                <w:b w:val="0"/>
+                <w:i w:val="0"/>
+                <w:sz w:val="12"/>
+              </w:rPr>
+              <w:t>p-hat 0.566940; absolute error 0.058060</w:t>
+            </w:r>
+          </w:p>
+        </w:tc>
+        <w:tc>
+          <w:tcPr>
+            <w:tcW w:type="dxa" w:w="3168"/>
+            <w:vAlign w:val="center"/>
+            <w:tcBorders>
+              <w:top w:val="nil" w:sz="8" w:space="0" w:color="777777"/>
+              <w:left w:val="nil" w:sz="8" w:space="0" w:color="777777"/>
+              <w:bottom w:val="nil" w:sz="8" w:space="0" w:color="777777"/>
+              <w:right w:val="nil" w:sz="8" w:space="0" w:color="777777"/>
+              <w:insideH w:val="nil" w:sz="8" w:space="0" w:color="777777"/>
+              <w:insideV w:val="nil" w:sz="8" w:space="0" w:color="777777"/>
+            </w:tcBorders>
+            <w:tcMar>
+              <w:top w:w="10" w:type="dxa"/>
+              <w:start w:w="55" w:type="dxa"/>
+              <w:bottom w:w="10" w:type="dxa"/>
+              <w:end w:w="55" w:type="dxa"/>
+            </w:tcMar>
+          </w:tcPr>
+          <w:p>
+            <w:pPr>
+              <w:spacing w:after="0" w:line="240" w:lineRule="auto"/>
+            </w:pPr>
+            <w:r>
+              <w:rPr>
+                <w:rFonts w:ascii="Times New Roman" w:hAnsi="Times New Roman"/>
+                <w:b w:val="0"/>
+                <w:i w:val="0"/>
+                <w:sz w:val="12"/>
+              </w:rPr>
+              <w:t>one backend and one job; ideal likelihood interval is not noise calibrated</w:t>
+            </w:r>
+          </w:p>
+        </w:tc>
+      </w:tr>
+      <w:tr>
+        <w:trPr>
+          <w:cantSplit/>
+        </w:trPr>
+        <w:tc>
+          <w:tcPr>
+            <w:tcW w:type="dxa" w:w="1512"/>
+            <w:vAlign w:val="center"/>
+            <w:tcBorders>
+              <w:top w:val="nil" w:sz="8" w:space="0" w:color="777777"/>
+              <w:left w:val="nil" w:sz="8" w:space="0" w:color="777777"/>
               <w:bottom w:val="single" w:sz="8" w:space="0" w:color="777777"/>
               <w:right w:val="nil" w:sz="8" w:space="0" w:color="777777"/>
               <w:insideH w:val="nil" w:sz="8" w:space="0" w:color="777777"/>
@@ -8697,7 +8963,7 @@
                 <w:i w:val="0"/>
                 <w:sz w:val="12"/>
               </w:rPr>
-              <w:t>real-QPU three-qubit event</w:t>
+              <w:t>real-QPU multi-backend event replication</w:t>
             </w:r>
           </w:p>
         </w:tc>
@@ -8731,7 +8997,7 @@
                 <w:i w:val="0"/>
                 <w:sz w:val="12"/>
               </w:rPr>
-              <w:t>amplification-noise boundary</w:t>
+              <w:t>crossed backend/transpiler-seed amplification-noise boundary</w:t>
             </w:r>
           </w:p>
         </w:tc>
@@ -8799,7 +9065,7 @@
                 <w:i w:val="0"/>
                 <w:sz w:val="12"/>
               </w:rPr>
-              <w:t>ibm_marrakesh</w:t>
+              <w:t>ibm_marrakesh / ibm_fez / ibm_kingston</w:t>
             </w:r>
           </w:p>
         </w:tc>
@@ -8833,7 +9099,7 @@
                 <w:i w:val="0"/>
                 <w:sz w:val="12"/>
               </w:rPr>
-              <w:t>max circuit 39 CZ; depth 141</w:t>
+              <w:t>9 jobs; m=[0,1,2]; 4,096 shots per circuit</w:t>
             </w:r>
           </w:p>
         </w:tc>
@@ -8867,7 +9133,7 @@
                 <w:i w:val="0"/>
                 <w:sz w:val="12"/>
               </w:rPr>
-              <w:t>5 s QPU charge; 0.0829 RU</w:t>
+              <w:t>45 s total QPU charge; between-job SD 0.003747</w:t>
             </w:r>
           </w:p>
         </w:tc>
@@ -8901,7 +9167,7 @@
                 <w:i w:val="0"/>
                 <w:sz w:val="12"/>
               </w:rPr>
-              <w:t>p-hat 0.566940; absolute error 0.058060</w:t>
+              <w:t>mean p-hat 0.599193; mean absolute error 0.025807; crossed bootstrap [0.595136, 0.602318]</w:t>
             </w:r>
           </w:p>
         </w:tc>
@@ -8935,7 +9201,7 @@
                 <w:i w:val="0"/>
                 <w:sz w:val="12"/>
               </w:rPr>
-              <w:t>one backend and one job; ideal likelihood interval is not noise calibrated</w:t>
+              <w:t>three observed backends and three transpiler seeds; descriptive sampled-design interval, not a universal hardware confidence interval or end-to-end PSA execution</w:t>
             </w:r>
           </w:p>
         </w:tc>
@@ -8963,7 +9229,7 @@
           <w:i w:val="0"/>
           <w:sz w:val="20"/>
         </w:rPr>
-        <w:t>Supplementary Table S2. Complete 31-tier process, validation, and hardware evidence hierarchy</w:t>
+        <w:t>Supplementary Table S2. Complete 32-tier process, validation, and hardware evidence hierarchy</w:t>
       </w:r>
     </w:p>
     <w:tbl>
@@ -15479,6 +15745,215 @@
             <w:tcBorders>
               <w:top w:val="nil" w:sz="8" w:space="0" w:color="777777"/>
               <w:left w:val="nil" w:sz="8" w:space="0" w:color="777777"/>
+              <w:bottom w:val="nil" w:sz="8" w:space="0" w:color="777777"/>
+              <w:right w:val="nil" w:sz="8" w:space="0" w:color="777777"/>
+              <w:insideH w:val="nil" w:sz="8" w:space="0" w:color="777777"/>
+              <w:insideV w:val="nil" w:sz="8" w:space="0" w:color="777777"/>
+            </w:tcBorders>
+            <w:tcMar>
+              <w:top w:w="10" w:type="dxa"/>
+              <w:start w:w="55" w:type="dxa"/>
+              <w:bottom w:w="10" w:type="dxa"/>
+              <w:end w:w="55" w:type="dxa"/>
+            </w:tcMar>
+          </w:tcPr>
+          <w:p>
+            <w:pPr>
+              <w:spacing w:after="0" w:line="240" w:lineRule="auto"/>
+            </w:pPr>
+            <w:r>
+              <w:rPr>
+                <w:rFonts w:ascii="Times New Roman" w:hAnsi="Times New Roman"/>
+                <w:b w:val="0"/>
+                <w:i w:val="0"/>
+                <w:sz w:val="12"/>
+              </w:rPr>
+              <w:t>real-QPU finite event</w:t>
+            </w:r>
+          </w:p>
+        </w:tc>
+        <w:tc>
+          <w:tcPr>
+            <w:tcW w:type="dxa" w:w="2304"/>
+            <w:vAlign w:val="center"/>
+            <w:tcBorders>
+              <w:top w:val="nil" w:sz="8" w:space="0" w:color="777777"/>
+              <w:left w:val="nil" w:sz="8" w:space="0" w:color="777777"/>
+              <w:bottom w:val="nil" w:sz="8" w:space="0" w:color="777777"/>
+              <w:right w:val="nil" w:sz="8" w:space="0" w:color="777777"/>
+              <w:insideH w:val="nil" w:sz="8" w:space="0" w:color="777777"/>
+              <w:insideV w:val="nil" w:sz="8" w:space="0" w:color="777777"/>
+            </w:tcBorders>
+            <w:tcMar>
+              <w:top w:w="10" w:type="dxa"/>
+              <w:start w:w="55" w:type="dxa"/>
+              <w:bottom w:w="10" w:type="dxa"/>
+              <w:end w:w="55" w:type="dxa"/>
+            </w:tcMar>
+          </w:tcPr>
+          <w:p>
+            <w:pPr>
+              <w:spacing w:after="0" w:line="240" w:lineRule="auto"/>
+            </w:pPr>
+            <w:r>
+              <w:rPr>
+                <w:rFonts w:ascii="Times New Roman" w:hAnsi="Times New Roman"/>
+                <w:b w:val="0"/>
+                <w:i w:val="0"/>
+                <w:sz w:val="12"/>
+              </w:rPr>
+              <w:t>three active logical qubits on ibm_marrakesh; one job</w:t>
+            </w:r>
+          </w:p>
+        </w:tc>
+        <w:tc>
+          <w:tcPr>
+            <w:tcW w:type="dxa" w:w="1944"/>
+            <w:vAlign w:val="center"/>
+            <w:tcBorders>
+              <w:top w:val="nil" w:sz="8" w:space="0" w:color="777777"/>
+              <w:left w:val="nil" w:sz="8" w:space="0" w:color="777777"/>
+              <w:bottom w:val="nil" w:sz="8" w:space="0" w:color="777777"/>
+              <w:right w:val="nil" w:sz="8" w:space="0" w:color="777777"/>
+              <w:insideH w:val="nil" w:sz="8" w:space="0" w:color="777777"/>
+              <w:insideV w:val="nil" w:sz="8" w:space="0" w:color="777777"/>
+            </w:tcBorders>
+            <w:tcMar>
+              <w:top w:w="10" w:type="dxa"/>
+              <w:start w:w="55" w:type="dxa"/>
+              <w:bottom w:w="10" w:type="dxa"/>
+              <w:end w:w="55" w:type="dxa"/>
+            </w:tcMar>
+          </w:tcPr>
+          <w:p>
+            <w:pPr>
+              <w:spacing w:after="0" w:line="240" w:lineRule="auto"/>
+            </w:pPr>
+            <w:r>
+              <w:rPr>
+                <w:rFonts w:ascii="Times New Roman" w:hAnsi="Times New Roman"/>
+                <w:b w:val="0"/>
+                <w:i w:val="0"/>
+                <w:sz w:val="12"/>
+              </w:rPr>
+              <w:t>separate eight-state hardware kernel</w:t>
+            </w:r>
+          </w:p>
+        </w:tc>
+        <w:tc>
+          <w:tcPr>
+            <w:tcW w:type="dxa" w:w="2376"/>
+            <w:vAlign w:val="center"/>
+            <w:tcBorders>
+              <w:top w:val="nil" w:sz="8" w:space="0" w:color="777777"/>
+              <w:left w:val="nil" w:sz="8" w:space="0" w:color="777777"/>
+              <w:bottom w:val="nil" w:sz="8" w:space="0" w:color="777777"/>
+              <w:right w:val="nil" w:sz="8" w:space="0" w:color="777777"/>
+              <w:insideH w:val="nil" w:sz="8" w:space="0" w:color="777777"/>
+              <w:insideV w:val="nil" w:sz="8" w:space="0" w:color="777777"/>
+            </w:tcBorders>
+            <w:tcMar>
+              <w:top w:w="10" w:type="dxa"/>
+              <w:start w:w="55" w:type="dxa"/>
+              <w:bottom w:w="10" w:type="dxa"/>
+              <w:end w:w="55" w:type="dxa"/>
+            </w:tcMar>
+          </w:tcPr>
+          <w:p>
+            <w:pPr>
+              <w:spacing w:after="0" w:line="240" w:lineRule="auto"/>
+            </w:pPr>
+            <w:r>
+              <w:rPr>
+                <w:rFonts w:ascii="Times New Roman" w:hAnsi="Times New Roman"/>
+                <w:b w:val="0"/>
+                <w:i w:val="0"/>
+                <w:sz w:val="12"/>
+              </w:rPr>
+              <w:t>executable amplification-depth noise boundary</w:t>
+            </w:r>
+          </w:p>
+        </w:tc>
+        <w:tc>
+          <w:tcPr>
+            <w:tcW w:type="dxa" w:w="2232"/>
+            <w:vAlign w:val="center"/>
+            <w:tcBorders>
+              <w:top w:val="nil" w:sz="8" w:space="0" w:color="777777"/>
+              <w:left w:val="nil" w:sz="8" w:space="0" w:color="777777"/>
+              <w:bottom w:val="nil" w:sz="8" w:space="0" w:color="777777"/>
+              <w:right w:val="nil" w:sz="8" w:space="0" w:color="777777"/>
+              <w:insideH w:val="nil" w:sz="8" w:space="0" w:color="777777"/>
+              <w:insideV w:val="nil" w:sz="8" w:space="0" w:color="777777"/>
+            </w:tcBorders>
+            <w:tcMar>
+              <w:top w:w="10" w:type="dxa"/>
+              <w:start w:w="55" w:type="dxa"/>
+              <w:bottom w:w="10" w:type="dxa"/>
+              <w:end w:w="55" w:type="dxa"/>
+            </w:tcMar>
+          </w:tcPr>
+          <w:p>
+            <w:pPr>
+              <w:spacing w:after="0" w:line="240" w:lineRule="auto"/>
+            </w:pPr>
+            <w:r>
+              <w:rPr>
+                <w:rFonts w:ascii="Times New Roman" w:hAnsi="Times New Roman"/>
+                <w:b w:val="0"/>
+                <w:i w:val="0"/>
+                <w:sz w:val="12"/>
+              </w:rPr>
+              <w:t>exact p=0.625; p-hat=0.566940; error=0.058060</w:t>
+            </w:r>
+          </w:p>
+        </w:tc>
+        <w:tc>
+          <w:tcPr>
+            <w:tcW w:type="dxa" w:w="3096"/>
+            <w:vAlign w:val="center"/>
+            <w:tcBorders>
+              <w:top w:val="nil" w:sz="8" w:space="0" w:color="777777"/>
+              <w:left w:val="nil" w:sz="8" w:space="0" w:color="777777"/>
+              <w:bottom w:val="nil" w:sz="8" w:space="0" w:color="777777"/>
+              <w:right w:val="nil" w:sz="8" w:space="0" w:color="777777"/>
+              <w:insideH w:val="nil" w:sz="8" w:space="0" w:color="777777"/>
+              <w:insideV w:val="nil" w:sz="8" w:space="0" w:color="777777"/>
+            </w:tcBorders>
+            <w:tcMar>
+              <w:top w:w="10" w:type="dxa"/>
+              <w:start w:w="55" w:type="dxa"/>
+              <w:bottom w:w="10" w:type="dxa"/>
+              <w:end w:w="55" w:type="dxa"/>
+            </w:tcMar>
+          </w:tcPr>
+          <w:p>
+            <w:pPr>
+              <w:spacing w:after="0" w:line="240" w:lineRule="auto"/>
+            </w:pPr>
+            <w:r>
+              <w:rPr>
+                <w:rFonts w:ascii="Times New Roman" w:hAnsi="Times New Roman"/>
+                <w:b w:val="0"/>
+                <w:i w:val="0"/>
+                <w:sz w:val="12"/>
+              </w:rPr>
+              <w:t>not the continuous prior or cyclic PSA model; no hardware-general interval</w:t>
+            </w:r>
+          </w:p>
+        </w:tc>
+      </w:tr>
+      <w:tr>
+        <w:trPr>
+          <w:cantSplit/>
+        </w:trPr>
+        <w:tc>
+          <w:tcPr>
+            <w:tcW w:type="dxa" w:w="2088"/>
+            <w:vAlign w:val="center"/>
+            <w:tcBorders>
+              <w:top w:val="nil" w:sz="8" w:space="0" w:color="777777"/>
+              <w:left w:val="nil" w:sz="8" w:space="0" w:color="777777"/>
               <w:bottom w:val="single" w:sz="8" w:space="0" w:color="777777"/>
               <w:right w:val="nil" w:sz="8" w:space="0" w:color="777777"/>
               <w:insideH w:val="nil" w:sz="8" w:space="0" w:color="777777"/>
@@ -15502,7 +15977,7 @@
                 <w:i w:val="0"/>
                 <w:sz w:val="12"/>
               </w:rPr>
-              <w:t>real-QPU finite event</w:t>
+              <w:t>real-QPU multi-backend finite-event replication</w:t>
             </w:r>
           </w:p>
         </w:tc>
@@ -15536,7 +16011,7 @@
                 <w:i w:val="0"/>
                 <w:sz w:val="12"/>
               </w:rPr>
-              <w:t>three active logical qubits on ibm_marrakesh; one job</w:t>
+              <w:t>three active logical qubits; three IBM processors x three fixed transpiler seeds; nine jobs</w:t>
             </w:r>
           </w:p>
         </w:tc>
@@ -15570,7 +16045,7 @@
                 <w:i w:val="0"/>
                 <w:sz w:val="12"/>
               </w:rPr>
-              <w:t>separate eight-state hardware kernel</w:t>
+              <w:t>crossed backend/seed replication of the same frozen eight-state event kernel</w:t>
             </w:r>
           </w:p>
         </w:tc>
@@ -15604,7 +16079,7 @@
                 <w:i w:val="0"/>
                 <w:sz w:val="12"/>
               </w:rPr>
-              <w:t>executable amplification-depth noise boundary</w:t>
+              <w:t>sampled backend and compilation-seed variability for amplification-depth noise</w:t>
             </w:r>
           </w:p>
         </w:tc>
@@ -15638,7 +16113,7 @@
                 <w:i w:val="0"/>
                 <w:sz w:val="12"/>
               </w:rPr>
-              <w:t>exact p=0.625; p-hat=0.566940; error=0.058060</w:t>
+              <w:t>mean p-hat=0.599193; mean absolute error=0.025807; between-job SD=0.003747; total QPU charge=45 s</w:t>
             </w:r>
           </w:p>
         </w:tc>
@@ -15672,12 +16147,23 @@
                 <w:i w:val="0"/>
                 <w:sz w:val="12"/>
               </w:rPr>
-              <w:t>not the continuous prior or cyclic PSA model; no hardware-general interval</w:t>
+              <w:t>descriptive interval over three observed backends and three seeds; not a universal noise-calibrated interval, continuous prior, cyclic PSA execution, or speedup result</w:t>
             </w:r>
           </w:p>
         </w:tc>
       </w:tr>
     </w:tbl>
+    <w:p>
+      <w:pPr>
+        <w:spacing w:before="0" w:after="0" w:line="20" w:lineRule="exact"/>
+      </w:pPr>
+      <w:r>
+        <w:rPr>
+          <w:sz w:val="2"/>
+        </w:rPr>
+        <w:t>​</w:t>
+      </w:r>
+    </w:p>
     <w:sectPr>
       <w:pgSz w:w="15840" w:h="12240" w:orient="landscape"/>
       <w:pgMar w:top="691" w:right="720" w:bottom="691" w:left="720" w:header="360" w:footer="403" w:gutter="0"/>
